--- a/organisation/LB_306_Satellitenprojekt.docx
+++ b/organisation/LB_306_Satellitenprojekt.docx
@@ -411,7 +411,7 @@
           <wp:inline>
             <wp:extent cx="5753100" cy="5802848"/>
             <wp:effectExtent b="0" l="0" r="0" t="0"/>
-            <wp:docPr descr="zeitplan" title="" id="24" name="Picture"/>
+            <wp:docPr descr="(unser Zeitplan)" title="" id="24" name="Picture"/>
             <a:graphic>
               <a:graphicData uri="http://schemas.openxmlformats.org/drawingml/2006/picture">
                 <pic:pic>
@@ -454,7 +454,7 @@
         <w:pStyle w:val="ImageCaption"/>
       </w:pPr>
       <w:r>
-        <w:t xml:space="preserve">zeitplan</w:t>
+        <w:t xml:space="preserve">(unser Zeitplan)</w:t>
       </w:r>
     </w:p>
     <w:bookmarkEnd w:id="26"/>
@@ -2130,7 +2130,7 @@
               <w:jc w:val="left"/>
             </w:pPr>
             <w:r>
-              <w:t xml:space="preserve">Heute war sehr entspannend. Ich hatte meine Arbeit früh fertig und konnte Cities Skyline Spielen.</w:t>
+              <w:t xml:space="preserve">Heute war sehr entspannend. Ich hatte meine Arbeit früh fertig</w:t>
             </w:r>
           </w:p>
         </w:tc>
@@ -2303,7 +2303,7 @@
                 <w:b/>
                 <w:bCs/>
               </w:rPr>
-              <w:t xml:space="preserve">Alex</w:t>
+              <w:t xml:space="preserve">Laurentiu</w:t>
             </w:r>
           </w:p>
         </w:tc>
@@ -2389,56 +2389,52 @@
               <w:jc w:val="left"/>
             </w:pPr>
             <w:r>
-              <w:t xml:space="preserve">Mindmap erstellen</w:t>
-            </w:r>
-          </w:p>
-        </w:tc>
-        <w:tc>
-          <w:tcPr/>
-          <w:p>
-            <w:pPr>
-              <w:pStyle w:val="Compact"/>
-              <w:jc w:val="left"/>
-            </w:pPr>
-            <w:r>
-              <w:t xml:space="preserve">Github repo erstellen, master dokumentation erstellen</w:t>
-            </w:r>
-          </w:p>
-        </w:tc>
-        <w:tc>
-          <w:tcPr/>
-          <w:p>
-            <w:pPr>
-              <w:pStyle w:val="Compact"/>
-              <w:jc w:val="left"/>
-            </w:pPr>
-            <w:r>
-              <w:t xml:space="preserve">Hilfe bei programmier arbeit</w:t>
-            </w:r>
-          </w:p>
-        </w:tc>
-        <w:tc>
-          <w:tcPr/>
-          <w:p>
-            <w:pPr>
-              <w:pStyle w:val="Compact"/>
-              <w:jc w:val="left"/>
-            </w:pPr>
-            <w:r>
-              <w:t xml:space="preserve">Arbeit an Dokumentation</w:t>
-            </w:r>
-          </w:p>
-        </w:tc>
-        <w:tc>
-          <w:tcPr/>
-          <w:p>
-            <w:pPr>
-              <w:pStyle w:val="Compact"/>
-              <w:jc w:val="left"/>
-            </w:pPr>
-            <w:r>
-              <w:t xml:space="preserve">Arbeit an Dokumentation</w:t>
-            </w:r>
+              <w:t xml:space="preserve">Managen der Auftragsverteilung und heutige Planung (vordass Zeitplan erstellt wurde)</w:t>
+            </w:r>
+          </w:p>
+        </w:tc>
+        <w:tc>
+          <w:tcPr/>
+          <w:p>
+            <w:pPr>
+              <w:pStyle w:val="Compact"/>
+              <w:jc w:val="left"/>
+            </w:pPr>
+            <w:r>
+              <w:t xml:space="preserve">7707 Planen</w:t>
+            </w:r>
+          </w:p>
+        </w:tc>
+        <w:tc>
+          <w:tcPr/>
+          <w:p>
+            <w:pPr>
+              <w:pStyle w:val="Compact"/>
+              <w:jc w:val="left"/>
+            </w:pPr>
+            <w:r>
+              <w:t xml:space="preserve">UI design</w:t>
+            </w:r>
+          </w:p>
+        </w:tc>
+        <w:tc>
+          <w:tcPr/>
+          <w:p>
+            <w:pPr>
+              <w:pStyle w:val="Compact"/>
+              <w:jc w:val="left"/>
+            </w:pPr>
+            <w:r>
+              <w:t xml:space="preserve">HTML integration mit Globe und Control Panel (und JS von Neo)</w:t>
+            </w:r>
+          </w:p>
+        </w:tc>
+        <w:tc>
+          <w:tcPr/>
+          <w:p>
+            <w:pPr>
+              <w:pStyle w:val="Compact"/>
+            </w:pPr>
           </w:p>
         </w:tc>
       </w:tr>
@@ -2475,55 +2471,55 @@
               <w:jc w:val="left"/>
             </w:pPr>
             <w:r>
-              <w:t xml:space="preserve">Mindmap erstellt</w:t>
-            </w:r>
-          </w:p>
-        </w:tc>
-        <w:tc>
-          <w:tcPr/>
-          <w:p>
-            <w:pPr>
-              <w:pStyle w:val="Compact"/>
-              <w:jc w:val="left"/>
-            </w:pPr>
-            <w:r>
-              <w:t xml:space="preserve">Repo und dokument erstellt</w:t>
-            </w:r>
-          </w:p>
-        </w:tc>
-        <w:tc>
-          <w:tcPr/>
-          <w:p>
-            <w:pPr>
-              <w:pStyle w:val="Compact"/>
-              <w:jc w:val="left"/>
-            </w:pPr>
-            <w:r>
-              <w:t xml:space="preserve">Beim programmieren geholfen</w:t>
-            </w:r>
-          </w:p>
-        </w:tc>
-        <w:tc>
-          <w:tcPr/>
-          <w:p>
-            <w:pPr>
-              <w:pStyle w:val="Compact"/>
-              <w:jc w:val="left"/>
-            </w:pPr>
-            <w:r>
-              <w:t xml:space="preserve">Compiler .md -&gt; .docx</w:t>
-            </w:r>
-          </w:p>
-        </w:tc>
-        <w:tc>
-          <w:tcPr/>
-          <w:p>
-            <w:pPr>
-              <w:pStyle w:val="Compact"/>
-              <w:jc w:val="left"/>
-            </w:pPr>
-            <w:r>
-              <w:t xml:space="preserve">Dokumentation fertig</w:t>
+              <w:t xml:space="preserve">Gruppe erfolgreich organisiert und Aufträge Kompiliert/abgegeben</w:t>
+            </w:r>
+          </w:p>
+        </w:tc>
+        <w:tc>
+          <w:tcPr/>
+          <w:p>
+            <w:pPr>
+              <w:pStyle w:val="Compact"/>
+              <w:jc w:val="left"/>
+            </w:pPr>
+            <w:r>
+              <w:t xml:space="preserve">7707 erfolgreich gemacht</w:t>
+            </w:r>
+          </w:p>
+        </w:tc>
+        <w:tc>
+          <w:tcPr/>
+          <w:p>
+            <w:pPr>
+              <w:pStyle w:val="Compact"/>
+              <w:jc w:val="left"/>
+            </w:pPr>
+            <w:r>
+              <w:t xml:space="preserve">HTML CSS mockup vom UI</w:t>
+            </w:r>
+          </w:p>
+        </w:tc>
+        <w:tc>
+          <w:tcPr/>
+          <w:p>
+            <w:pPr>
+              <w:pStyle w:val="Compact"/>
+              <w:jc w:val="left"/>
+            </w:pPr>
+            <w:r>
+              <w:t xml:space="preserve">Control Panel erstellt</w:t>
+            </w:r>
+          </w:p>
+        </w:tc>
+        <w:tc>
+          <w:tcPr/>
+          <w:p>
+            <w:pPr>
+              <w:pStyle w:val="Compact"/>
+              <w:jc w:val="left"/>
+            </w:pPr>
+            <w:r>
+              <w:t xml:space="preserve">Code fertig</w:t>
             </w:r>
           </w:p>
         </w:tc>
@@ -2570,14 +2566,6 @@
           <w:p>
             <w:pPr>
               <w:pStyle w:val="Compact"/>
-            </w:pPr>
-          </w:p>
-        </w:tc>
-        <w:tc>
-          <w:tcPr/>
-          <w:p>
-            <w:pPr>
-              <w:pStyle w:val="Compact"/>
               <w:jc w:val="left"/>
             </w:pPr>
             <w:r>
@@ -2593,7 +2581,19 @@
               <w:jc w:val="left"/>
             </w:pPr>
             <w:r>
-              <w:t xml:space="preserve">Compiler brauchte lange</w:t>
+              <w:t xml:space="preserve">Keine</w:t>
+            </w:r>
+          </w:p>
+        </w:tc>
+        <w:tc>
+          <w:tcPr/>
+          <w:p>
+            <w:pPr>
+              <w:pStyle w:val="Compact"/>
+              <w:jc w:val="left"/>
+            </w:pPr>
+            <w:r>
+              <w:t xml:space="preserve">integration nicht fertig</w:t>
             </w:r>
           </w:p>
         </w:tc>
@@ -2643,55 +2643,55 @@
               <w:jc w:val="left"/>
             </w:pPr>
             <w:r>
-              <w:t xml:space="preserve">Draw.io ist sehr nervig</w:t>
-            </w:r>
-          </w:p>
-        </w:tc>
-        <w:tc>
-          <w:tcPr/>
-          <w:p>
-            <w:pPr>
-              <w:pStyle w:val="Compact"/>
-              <w:jc w:val="left"/>
-            </w:pPr>
-            <w:r>
-              <w:t xml:space="preserve">Doku war von anderen abhängig da ihres Zeug reinmusste</w:t>
-            </w:r>
-          </w:p>
-        </w:tc>
-        <w:tc>
-          <w:tcPr/>
-          <w:p>
-            <w:pPr>
-              <w:pStyle w:val="Compact"/>
-              <w:jc w:val="left"/>
-            </w:pPr>
-            <w:r>
-              <w:t xml:space="preserve">Evtl. nicht in der mitte des Projekts die technologie wechseln</w:t>
-            </w:r>
-          </w:p>
-        </w:tc>
-        <w:tc>
-          <w:tcPr/>
-          <w:p>
-            <w:pPr>
-              <w:pStyle w:val="Compact"/>
-              <w:jc w:val="left"/>
-            </w:pPr>
-            <w:r>
-              <w:t xml:space="preserve">Zeitstress (wir sind hinter zeitplan)</w:t>
-            </w:r>
-          </w:p>
-        </w:tc>
-        <w:tc>
-          <w:tcPr/>
-          <w:p>
-            <w:pPr>
-              <w:pStyle w:val="Compact"/>
-              <w:jc w:val="left"/>
-            </w:pPr>
-            <w:r>
-              <w:t xml:space="preserve">Zeitstress</w:t>
+              <w:t xml:space="preserve">Keine</w:t>
+            </w:r>
+          </w:p>
+        </w:tc>
+        <w:tc>
+          <w:tcPr/>
+          <w:p>
+            <w:pPr>
+              <w:pStyle w:val="Compact"/>
+              <w:jc w:val="left"/>
+            </w:pPr>
+            <w:r>
+              <w:t xml:space="preserve">Keine</w:t>
+            </w:r>
+          </w:p>
+        </w:tc>
+        <w:tc>
+          <w:tcPr/>
+          <w:p>
+            <w:pPr>
+              <w:pStyle w:val="Compact"/>
+              <w:jc w:val="left"/>
+            </w:pPr>
+            <w:r>
+              <w:t xml:space="preserve">Problem bei Designänderung, Wireframe aus Draw.io zu SVG ist nervig zu editen</w:t>
+            </w:r>
+          </w:p>
+        </w:tc>
+        <w:tc>
+          <w:tcPr/>
+          <w:p>
+            <w:pPr>
+              <w:pStyle w:val="Compact"/>
+              <w:jc w:val="left"/>
+            </w:pPr>
+            <w:r>
+              <w:t xml:space="preserve">Neo’s hatte ein problem</w:t>
+            </w:r>
+          </w:p>
+        </w:tc>
+        <w:tc>
+          <w:tcPr/>
+          <w:p>
+            <w:pPr>
+              <w:pStyle w:val="Compact"/>
+              <w:jc w:val="left"/>
+            </w:pPr>
+            <w:r>
+              <w:t xml:space="preserve">Keine</w:t>
             </w:r>
           </w:p>
         </w:tc>
@@ -2741,43 +2741,43 @@
               <w:jc w:val="left"/>
             </w:pPr>
             <w:r>
-              <w:t xml:space="preserve">keine</w:t>
-            </w:r>
-          </w:p>
-        </w:tc>
-        <w:tc>
-          <w:tcPr/>
-          <w:p>
-            <w:pPr>
-              <w:pStyle w:val="Compact"/>
-              <w:jc w:val="left"/>
-            </w:pPr>
-            <w:r>
-              <w:t xml:space="preserve">Dokumentation Threejs</w:t>
-            </w:r>
-          </w:p>
-        </w:tc>
-        <w:tc>
-          <w:tcPr/>
-          <w:p>
-            <w:pPr>
-              <w:pStyle w:val="Compact"/>
-              <w:jc w:val="left"/>
-            </w:pPr>
-            <w:r>
-              <w:t xml:space="preserve">Google Gemini</w:t>
-            </w:r>
-          </w:p>
-        </w:tc>
-        <w:tc>
-          <w:tcPr/>
-          <w:p>
-            <w:pPr>
-              <w:pStyle w:val="Compact"/>
-              <w:jc w:val="left"/>
-            </w:pPr>
-            <w:r>
-              <w:t xml:space="preserve">Google Gemini, Claude, r/excel</w:t>
+              <w:t xml:space="preserve">Beim Autrag von Teamkollegen nach eine Meinung</w:t>
+            </w:r>
+          </w:p>
+        </w:tc>
+        <w:tc>
+          <w:tcPr/>
+          <w:p>
+            <w:pPr>
+              <w:pStyle w:val="Compact"/>
+              <w:jc w:val="left"/>
+            </w:pPr>
+            <w:r>
+              <w:t xml:space="preserve">Claude</w:t>
+            </w:r>
+          </w:p>
+        </w:tc>
+        <w:tc>
+          <w:tcPr/>
+          <w:p>
+            <w:pPr>
+              <w:pStyle w:val="Compact"/>
+              <w:jc w:val="left"/>
+            </w:pPr>
+            <w:r>
+              <w:t xml:space="preserve">ChatGpt</w:t>
+            </w:r>
+          </w:p>
+        </w:tc>
+        <w:tc>
+          <w:tcPr/>
+          <w:p>
+            <w:pPr>
+              <w:pStyle w:val="Compact"/>
+              <w:jc w:val="left"/>
+            </w:pPr>
+            <w:r>
+              <w:t xml:space="preserve">ChatGpt</w:t>
             </w:r>
           </w:p>
         </w:tc>
@@ -2827,18 +2827,6 @@
               <w:jc w:val="left"/>
             </w:pPr>
             <w:r>
-              <w:t xml:space="preserve">keine</w:t>
-            </w:r>
-          </w:p>
-        </w:tc>
-        <w:tc>
-          <w:tcPr/>
-          <w:p>
-            <w:pPr>
-              <w:pStyle w:val="Compact"/>
-              <w:jc w:val="left"/>
-            </w:pPr>
-            <w:r>
               <w:t xml:space="preserve">Keine</w:t>
             </w:r>
           </w:p>
@@ -2852,6 +2840,18 @@
             </w:pPr>
             <w:r>
               <w:t xml:space="preserve">Keine</w:t>
+            </w:r>
+          </w:p>
+        </w:tc>
+        <w:tc>
+          <w:tcPr/>
+          <w:p>
+            <w:pPr>
+              <w:pStyle w:val="Compact"/>
+              <w:jc w:val="left"/>
+            </w:pPr>
+            <w:r>
+              <w:t xml:space="preserve">Paar Minuten Wegen Arbeitsjournal (müsste darauf warten dass alle es ausgefüllt haben bevor ich pulle)</w:t>
             </w:r>
           </w:p>
         </w:tc>
@@ -2901,6 +2901,18 @@
               <w:jc w:val="left"/>
             </w:pPr>
             <w:r>
+              <w:t xml:space="preserve">Keine, ich habe alles perfekt geplannt.</w:t>
+            </w:r>
+          </w:p>
+        </w:tc>
+        <w:tc>
+          <w:tcPr/>
+          <w:p>
+            <w:pPr>
+              <w:pStyle w:val="Compact"/>
+              <w:jc w:val="left"/>
+            </w:pPr>
+            <w:r>
               <w:t xml:space="preserve">Keine</w:t>
             </w:r>
           </w:p>
@@ -2913,32 +2925,16 @@
               <w:jc w:val="left"/>
             </w:pPr>
             <w:r>
-              <w:t xml:space="preserve">keine</w:t>
-            </w:r>
-          </w:p>
-        </w:tc>
-        <w:tc>
-          <w:tcPr/>
-          <w:p>
-            <w:pPr>
-              <w:pStyle w:val="Compact"/>
-              <w:jc w:val="left"/>
-            </w:pPr>
-            <w:r>
-              <w:t xml:space="preserve">Keine</w:t>
-            </w:r>
-          </w:p>
-        </w:tc>
-        <w:tc>
-          <w:tcPr/>
-          <w:p>
-            <w:pPr>
-              <w:pStyle w:val="Compact"/>
-              <w:jc w:val="left"/>
-            </w:pPr>
-            <w:r>
-              <w:t xml:space="preserve">Compiler für .md schreiben</w:t>
-            </w:r>
+              <w:t xml:space="preserve">HTML skelett für Vincent erstellen</w:t>
+            </w:r>
+          </w:p>
+        </w:tc>
+        <w:tc>
+          <w:tcPr/>
+          <w:p>
+            <w:pPr>
+              <w:pStyle w:val="Compact"/>
+            </w:pPr>
           </w:p>
         </w:tc>
         <w:tc>
@@ -2987,56 +2983,52 @@
               <w:jc w:val="left"/>
             </w:pPr>
             <w:r>
-              <w:t xml:space="preserve">Heute war sehr entspannend. Ich hatte meine Arbeit früh fertig und konnte Cities Skyline Spielen.</w:t>
-            </w:r>
-          </w:p>
-        </w:tc>
-        <w:tc>
-          <w:tcPr/>
-          <w:p>
-            <w:pPr>
-              <w:pStyle w:val="Compact"/>
-              <w:jc w:val="left"/>
-            </w:pPr>
-            <w:r>
-              <w:t xml:space="preserve">Heute war es am Anfang nicht ganz klar was wir machen müssten, und wir waren verwirrt wegen die Reihenfolge der Aufträge (7707 zuerst, dann 7707) aber nach gute kommunikation ist alles gelungen</w:t>
-            </w:r>
-          </w:p>
-        </w:tc>
-        <w:tc>
-          <w:tcPr/>
-          <w:p>
-            <w:pPr>
-              <w:pStyle w:val="Compact"/>
-              <w:jc w:val="left"/>
-            </w:pPr>
-            <w:r>
-              <w:t xml:space="preserve">Ich konnte heute einiges über 3js lernen und es war sehr interessant</w:t>
-            </w:r>
-          </w:p>
-        </w:tc>
-        <w:tc>
-          <w:tcPr/>
-          <w:p>
-            <w:pPr>
-              <w:pStyle w:val="Compact"/>
-              <w:jc w:val="left"/>
-            </w:pPr>
-            <w:r>
-              <w:t xml:space="preserve">Heute war es gegen anfang recht langweilig jedoch hatte ich sehr viel spass mit dem Compiler zu word</w:t>
-            </w:r>
-          </w:p>
-        </w:tc>
-        <w:tc>
-          <w:tcPr/>
-          <w:p>
-            <w:pPr>
-              <w:pStyle w:val="Compact"/>
-              <w:jc w:val="left"/>
-            </w:pPr>
-            <w:r>
-              <w:t xml:space="preserve">Heute musste ich nochmals unter ein wenig zeitdruck die Dokumentation irgendwie fertigbekommen, was recht stressig war</w:t>
-            </w:r>
+              <w:t xml:space="preserve">Heute war sehr positiv. Man Schafft alles, was man schaffen will!</w:t>
+            </w:r>
+          </w:p>
+        </w:tc>
+        <w:tc>
+          <w:tcPr/>
+          <w:p>
+            <w:pPr>
+              <w:pStyle w:val="Compact"/>
+              <w:jc w:val="left"/>
+            </w:pPr>
+            <w:r>
+              <w:t xml:space="preserve">Am Anfang wusste ich nicht welche Methoden etc ich anwenden soll. Aber danach konnte ich mit Hilfe mich entscheiden</w:t>
+            </w:r>
+          </w:p>
+        </w:tc>
+        <w:tc>
+          <w:tcPr/>
+          <w:p>
+            <w:pPr>
+              <w:pStyle w:val="Compact"/>
+              <w:jc w:val="left"/>
+            </w:pPr>
+            <w:r>
+              <w:t xml:space="preserve">Heute war sehr praktisch da wir alle im gleichen Zimmer waren und reden konnten und so</w:t>
+            </w:r>
+          </w:p>
+        </w:tc>
+        <w:tc>
+          <w:tcPr/>
+          <w:p>
+            <w:pPr>
+              <w:pStyle w:val="Compact"/>
+              <w:jc w:val="left"/>
+            </w:pPr>
+            <w:r>
+              <w:t xml:space="preserve">Heute war gut, der Zeitplan war für mehr sehr entspannend</w:t>
+            </w:r>
+          </w:p>
+        </w:tc>
+        <w:tc>
+          <w:tcPr/>
+          <w:p>
+            <w:pPr>
+              <w:pStyle w:val="Compact"/>
+            </w:pPr>
           </w:p>
         </w:tc>
       </w:tr>
@@ -3904,7 +3896,7 @@
     </w:tbl>
     <w:bookmarkEnd w:id="27"/>
     <w:bookmarkEnd w:id="28"/>
-    <w:bookmarkStart w:id="74" w:name="teil-projekt-dokumentation"/>
+    <w:bookmarkStart w:id="88" w:name="teil-projekt-dokumentation"/>
     <w:p>
       <w:pPr>
         <w:pStyle w:val="Heading1"/>
@@ -4743,13 +4735,13 @@
       </w:tr>
     </w:tbl>
     <w:bookmarkEnd w:id="48"/>
-    <w:bookmarkStart w:id="52" w:name="section"/>
+    <w:bookmarkStart w:id="52" w:name="klassendiagramm"/>
     <w:p>
       <w:pPr>
         <w:pStyle w:val="Heading3"/>
       </w:pPr>
       <w:r>
-        <w:t xml:space="preserve">2.3.3</w:t>
+        <w:t xml:space="preserve">2.3.3 Klassendiagramm</w:t>
       </w:r>
     </w:p>
     <w:p>
@@ -4769,7 +4761,7 @@
           <wp:inline>
             <wp:extent cx="5753100" cy="2326099"/>
             <wp:effectExtent b="0" l="0" r="0" t="0"/>
-            <wp:docPr descr="uml Diagramm" title="" id="50" name="Picture"/>
+            <wp:docPr descr="(UML Diagramm unseres Code)" title="" id="50" name="Picture"/>
             <a:graphic>
               <a:graphicData uri="http://schemas.openxmlformats.org/drawingml/2006/picture">
                 <pic:pic>
@@ -4812,17 +4804,17 @@
         <w:pStyle w:val="ImageCaption"/>
       </w:pPr>
       <w:r>
-        <w:t xml:space="preserve">uml Diagramm</w:t>
+        <w:t xml:space="preserve">(UML Diagramm unseres Code)</w:t>
       </w:r>
     </w:p>
     <w:bookmarkEnd w:id="52"/>
-    <w:bookmarkStart w:id="56" w:name="section-1"/>
+    <w:bookmarkStart w:id="56" w:name="interaktionsdiagramm"/>
     <w:p>
       <w:pPr>
         <w:pStyle w:val="Heading3"/>
       </w:pPr>
       <w:r>
-        <w:t xml:space="preserve">2.3.4</w:t>
+        <w:t xml:space="preserve">2.3.4 Interaktionsdiagramm</w:t>
       </w:r>
     </w:p>
     <w:p>
@@ -5978,7 +5970,7 @@
           <wp:inline>
             <wp:extent cx="5753100" cy="2971924"/>
             <wp:effectExtent b="0" l="0" r="0" t="0"/>
-            <wp:docPr descr="picture of our current github" title="" id="60" name="Picture"/>
+            <wp:docPr descr="(Unser aktuelles GitHub)" title="" id="60" name="Picture"/>
             <a:graphic>
               <a:graphicData uri="http://schemas.openxmlformats.org/drawingml/2006/picture">
                 <pic:pic>
@@ -6021,7 +6013,7 @@
         <w:pStyle w:val="ImageCaption"/>
       </w:pPr>
       <w:r>
-        <w:t xml:space="preserve">picture of our current github</w:t>
+        <w:t xml:space="preserve">(Unser aktuelles GitHub)</w:t>
       </w:r>
     </w:p>
     <w:p>
@@ -6145,7 +6137,7 @@
           <wp:inline>
             <wp:extent cx="4899258" cy="7575082"/>
             <wp:effectExtent b="0" l="0" r="0" t="0"/>
-            <wp:docPr descr="our folderstructure" title="" id="63" name="Picture"/>
+            <wp:docPr descr="(Unsere Ordnerstruktur)" title="" id="63" name="Picture"/>
             <a:graphic>
               <a:graphicData uri="http://schemas.openxmlformats.org/drawingml/2006/picture">
                 <pic:pic>
@@ -6188,7 +6180,7 @@
         <w:pStyle w:val="ImageCaption"/>
       </w:pPr>
       <w:r>
-        <w:t xml:space="preserve">our folderstructure</w:t>
+        <w:t xml:space="preserve">(Unsere Ordnerstruktur)</w:t>
       </w:r>
     </w:p>
     <w:bookmarkEnd w:id="65"/>
@@ -6306,7 +6298,7 @@
           <wp:inline>
             <wp:extent cx="5753100" cy="2847784"/>
             <wp:effectExtent b="0" l="0" r="0" t="0"/>
-            <wp:docPr descr="picture of our planet" title="" id="67" name="Picture"/>
+            <wp:docPr descr="(unsere erde angezeigt vom Satellitentracker)" title="" id="67" name="Picture"/>
             <a:graphic>
               <a:graphicData uri="http://schemas.openxmlformats.org/drawingml/2006/picture">
                 <pic:pic>
@@ -6349,7 +6341,7 @@
         <w:pStyle w:val="ImageCaption"/>
       </w:pPr>
       <w:r>
-        <w:t xml:space="preserve">picture of our planet</w:t>
+        <w:t xml:space="preserve">(unsere erde angezeigt vom Satellitentracker)</w:t>
       </w:r>
     </w:p>
     <w:bookmarkEnd w:id="69"/>
@@ -6482,7 +6474,975 @@
     </w:p>
     <w:bookmarkEnd w:id="72"/>
     <w:bookmarkEnd w:id="73"/>
+    <w:bookmarkStart w:id="74" w:name="kontrollieren"/>
+    <w:p>
+      <w:pPr>
+        <w:pStyle w:val="Heading2"/>
+      </w:pPr>
+      <w:r>
+        <w:t xml:space="preserve">2.6 Kontrollieren</w:t>
+      </w:r>
+    </w:p>
+    <w:p>
+      <w:pPr>
+        <w:pStyle w:val="FirstParagraph"/>
+      </w:pPr>
+      <w:r>
+        <w:t xml:space="preserve">!insert testbericht</w:t>
+      </w:r>
+    </w:p>
     <w:bookmarkEnd w:id="74"/>
+    <w:bookmarkStart w:id="77" w:name="auswerten"/>
+    <w:p>
+      <w:pPr>
+        <w:pStyle w:val="Heading2"/>
+      </w:pPr>
+      <w:r>
+        <w:t xml:space="preserve">2.7 Auswerten</w:t>
+      </w:r>
+    </w:p>
+    <w:bookmarkStart w:id="75" w:name="reflexion-über-die-arbeit"/>
+    <w:p>
+      <w:pPr>
+        <w:pStyle w:val="Heading3"/>
+      </w:pPr>
+      <w:r>
+        <w:t xml:space="preserve">2.6.1 Reflexion über die Arbeit</w:t>
+      </w:r>
+    </w:p>
+    <w:p>
+      <w:pPr>
+        <w:pStyle w:val="FirstParagraph"/>
+      </w:pPr>
+      <w:r>
+        <w:t xml:space="preserve">Alles in allem konnten wir in diesem Projekt viel über die Arbeit in einem Projekt lernen. Wie man im Zeitplan möglicherweise sieht hatten wir insbesondere gegen ende eine gute Verzögerung gegenüber dem Soll Zeitplan. Daher mussten wir noch bis zum Schluss vollgas geben und fertig arbeiten. Wie oft gesagt ist man jedoch im Nachhinein immer schlauer und daher würden wir, wenn wir von neuem Anfangen müssten, uns definitiv anders strukturieren. Im Code und für das Dokumentieren könnten wir das erlernte aus dem Agile-Modul anwenden und unseren Code mit Agilen Methoden entwickeln. Wir konnten damit in einer ähnlichen Projektarbeit im BPMN Modul gute Erfahrungen machen.</w:t>
+      </w:r>
+    </w:p>
+    <w:p>
+      <w:pPr>
+        <w:pStyle w:val="BodyText"/>
+      </w:pPr>
+      <w:r>
+        <w:t xml:space="preserve">Zudem könnten wir definitiv noch mehr</w:t>
+      </w:r>
+      <w:r>
+        <w:t xml:space="preserve"> </w:t>
+      </w:r>
+      <w:r>
+        <w:t xml:space="preserve">“Produktorientiert”</w:t>
+      </w:r>
+      <w:r>
+        <w:t xml:space="preserve"> </w:t>
+      </w:r>
+      <w:r>
+        <w:t xml:space="preserve">arbeiten statt dass wir, wie jetzt,</w:t>
+      </w:r>
+      <w:r>
+        <w:t xml:space="preserve"> </w:t>
+      </w:r>
+      <w:r>
+        <w:t xml:space="preserve">“Dokumentationsorientiert”</w:t>
+      </w:r>
+      <w:r>
+        <w:t xml:space="preserve"> </w:t>
+      </w:r>
+      <w:r>
+        <w:t xml:space="preserve">arbeiteten. Wir investierten sehr viel zeit darauf alles für die Dokumentation möglichst effektiv umzusetzen und es war auch Organisatorisch im mittelpunkt. Das hiess dass beim tatsächlichen Codeprojekt es viel Chaotischer und Ineffizienter von statten ging.</w:t>
+      </w:r>
+    </w:p>
+    <w:bookmarkEnd w:id="75"/>
+    <w:bookmarkStart w:id="76" w:name="schlusswort"/>
+    <w:p>
+      <w:pPr>
+        <w:pStyle w:val="Heading3"/>
+      </w:pPr>
+      <w:r>
+        <w:t xml:space="preserve">2.6.2 Schlusswort</w:t>
+      </w:r>
+    </w:p>
+    <w:p>
+      <w:pPr>
+        <w:pStyle w:val="FirstParagraph"/>
+      </w:pPr>
+      <w:r>
+        <w:t xml:space="preserve">Zum Schluss wollten wir noch einige abschliessende Worte formulieren. Für uns war es eine sehr lehrreiche Erfahrung. Wenn auch nicht nur im Programmieren sondern auch im Organisieren konnten wir viele neue Erfahrungen machen. Wir wissen jetzt wie es ist in einem Team auf eine Deadline hin zu arbeiten und können dieses Wissen in unserer Zukunft verwenden.</w:t>
+      </w:r>
+      <w:r>
+        <w:t xml:space="preserve"> </w:t>
+      </w:r>
+      <w:r>
+        <w:t xml:space="preserve">Wir hoffen nun dass wir rechtzeitig abgeben können und dann eine saubere Präsentation vorzeigen können.</w:t>
+      </w:r>
+    </w:p>
+    <w:bookmarkEnd w:id="76"/>
+    <w:bookmarkEnd w:id="77"/>
+    <w:bookmarkStart w:id="85" w:name="quellenverzeichnis"/>
+    <w:p>
+      <w:pPr>
+        <w:pStyle w:val="Heading2"/>
+      </w:pPr>
+      <w:r>
+        <w:t xml:space="preserve">2.8 Quellenverzeichnis</w:t>
+      </w:r>
+    </w:p>
+    <w:p>
+      <w:pPr>
+        <w:numPr>
+          <w:ilvl w:val="0"/>
+          <w:numId w:val="1005"/>
+        </w:numPr>
+      </w:pPr>
+      <w:r>
+        <w:t xml:space="preserve">NASA Space Physics Data Facility –&gt; REST Web Services</w:t>
+      </w:r>
+      <w:r>
+        <w:br/>
+      </w:r>
+      <w:hyperlink r:id="rId78">
+        <w:r>
+          <w:rPr>
+            <w:rStyle w:val="Hyperlink"/>
+          </w:rPr>
+          <w:t xml:space="preserve">https://sscweb.gsfc.nasa.gov/WebServices/REST/</w:t>
+        </w:r>
+      </w:hyperlink>
+    </w:p>
+    <w:p>
+      <w:pPr>
+        <w:numPr>
+          <w:ilvl w:val="0"/>
+          <w:numId w:val="1005"/>
+        </w:numPr>
+      </w:pPr>
+      <w:r>
+        <w:t xml:space="preserve">CelesTrak –&gt; Aktuelle Satellitendaten und TLE-Dateien</w:t>
+      </w:r>
+      <w:r>
+        <w:br/>
+      </w:r>
+      <w:hyperlink r:id="rId79">
+        <w:r>
+          <w:rPr>
+            <w:rStyle w:val="Hyperlink"/>
+          </w:rPr>
+          <w:t xml:space="preserve">https://celestrak.org/</w:t>
+        </w:r>
+      </w:hyperlink>
+    </w:p>
+    <w:p>
+      <w:pPr>
+        <w:numPr>
+          <w:ilvl w:val="0"/>
+          <w:numId w:val="1005"/>
+        </w:numPr>
+      </w:pPr>
+      <w:r>
+        <w:t xml:space="preserve">Three.js Dokumentation</w:t>
+      </w:r>
+      <w:r>
+        <w:br/>
+      </w:r>
+      <w:hyperlink r:id="rId80">
+        <w:r>
+          <w:rPr>
+            <w:rStyle w:val="Hyperlink"/>
+          </w:rPr>
+          <w:t xml:space="preserve">https://threejs.org/docs/</w:t>
+        </w:r>
+      </w:hyperlink>
+    </w:p>
+    <w:p>
+      <w:pPr>
+        <w:numPr>
+          <w:ilvl w:val="0"/>
+          <w:numId w:val="1005"/>
+        </w:numPr>
+      </w:pPr>
+      <w:r>
+        <w:t xml:space="preserve">satellite.js Dokumentation</w:t>
+      </w:r>
+      <w:r>
+        <w:br/>
+      </w:r>
+      <w:hyperlink r:id="rId81">
+        <w:r>
+          <w:rPr>
+            <w:rStyle w:val="Hyperlink"/>
+          </w:rPr>
+          <w:t xml:space="preserve">https://github.com/shashwatak/satellite-js</w:t>
+        </w:r>
+      </w:hyperlink>
+    </w:p>
+    <w:p>
+      <w:pPr>
+        <w:numPr>
+          <w:ilvl w:val="0"/>
+          <w:numId w:val="1005"/>
+        </w:numPr>
+      </w:pPr>
+      <w:r>
+        <w:t xml:space="preserve">MDN Web Docs – Fetch API und JavaScript</w:t>
+      </w:r>
+      <w:r>
+        <w:br/>
+      </w:r>
+      <w:hyperlink r:id="rId82">
+        <w:r>
+          <w:rPr>
+            <w:rStyle w:val="Hyperlink"/>
+          </w:rPr>
+          <w:t xml:space="preserve">https://developer.mozilla.org/</w:t>
+        </w:r>
+      </w:hyperlink>
+    </w:p>
+    <w:p>
+      <w:pPr>
+        <w:numPr>
+          <w:ilvl w:val="0"/>
+          <w:numId w:val="1005"/>
+        </w:numPr>
+      </w:pPr>
+      <w:r>
+        <w:t xml:space="preserve">Git Dokumentation</w:t>
+      </w:r>
+      <w:r>
+        <w:br/>
+      </w:r>
+      <w:hyperlink r:id="rId83">
+        <w:r>
+          <w:rPr>
+            <w:rStyle w:val="Hyperlink"/>
+          </w:rPr>
+          <w:t xml:space="preserve">https://git-scm.com/doc</w:t>
+        </w:r>
+      </w:hyperlink>
+    </w:p>
+    <w:p>
+      <w:pPr>
+        <w:numPr>
+          <w:ilvl w:val="0"/>
+          <w:numId w:val="1005"/>
+        </w:numPr>
+      </w:pPr>
+      <w:r>
+        <w:t xml:space="preserve">ISO 9241-110 – Grundsätze der Dialoggestaltung</w:t>
+      </w:r>
+      <w:r>
+        <w:t xml:space="preserve"> </w:t>
+      </w:r>
+      <w:hyperlink r:id="rId84">
+        <w:r>
+          <w:rPr>
+            <w:rStyle w:val="Hyperlink"/>
+          </w:rPr>
+          <w:t xml:space="preserve">https://www.iso.org/standard/77520.html</w:t>
+        </w:r>
+      </w:hyperlink>
+    </w:p>
+    <w:bookmarkEnd w:id="85"/>
+    <w:bookmarkStart w:id="86" w:name="glossar"/>
+    <w:p>
+      <w:pPr>
+        <w:pStyle w:val="Heading2"/>
+      </w:pPr>
+      <w:r>
+        <w:t xml:space="preserve">2.9 Glossar</w:t>
+      </w:r>
+    </w:p>
+    <w:tbl>
+      <w:tblPr>
+        <w:tblStyle w:val="Table"/>
+        <w:tblW w:type="pct" w:w="5000"/>
+        <w:tblLayout w:type="fixed"/>
+        <w:tblLook w:firstRow="1" w:lastRow="0" w:firstColumn="0" w:lastColumn="0" w:noHBand="0" w:noVBand="0" w:val="0020"/>
+      </w:tblPr>
+      <w:tblGrid>
+        <w:gridCol w:w="3564"/>
+        <w:gridCol w:w="4356"/>
+      </w:tblGrid>
+      <w:tr>
+        <w:trPr>
+          <w:tblHeader w:val="on"/>
+        </w:trPr>
+        <w:tc>
+          <w:tcPr/>
+          <w:p>
+            <w:pPr>
+              <w:pStyle w:val="Compact"/>
+            </w:pPr>
+            <w:r>
+              <w:t xml:space="preserve">Begriff</w:t>
+            </w:r>
+          </w:p>
+        </w:tc>
+        <w:tc>
+          <w:tcPr/>
+          <w:p>
+            <w:pPr>
+              <w:pStyle w:val="Compact"/>
+            </w:pPr>
+            <w:r>
+              <w:t xml:space="preserve">Erklärung</w:t>
+            </w:r>
+          </w:p>
+        </w:tc>
+      </w:tr>
+      <w:tr>
+        <w:tc>
+          <w:tcPr/>
+          <w:p>
+            <w:pPr>
+              <w:pStyle w:val="Compact"/>
+            </w:pPr>
+            <w:r>
+              <w:t xml:space="preserve">API (Application Programming Interface)</w:t>
+            </w:r>
+          </w:p>
+        </w:tc>
+        <w:tc>
+          <w:tcPr/>
+          <w:p>
+            <w:pPr>
+              <w:pStyle w:val="Compact"/>
+            </w:pPr>
+            <w:r>
+              <w:t xml:space="preserve">Schnittstelle, über welche Programme Daten oder Funktionen austauschen können.</w:t>
+            </w:r>
+          </w:p>
+        </w:tc>
+      </w:tr>
+      <w:tr>
+        <w:tc>
+          <w:tcPr/>
+          <w:p>
+            <w:pPr>
+              <w:pStyle w:val="Compact"/>
+            </w:pPr>
+            <w:r>
+              <w:t xml:space="preserve">REST API</w:t>
+            </w:r>
+          </w:p>
+        </w:tc>
+        <w:tc>
+          <w:tcPr/>
+          <w:p>
+            <w:pPr>
+              <w:pStyle w:val="Compact"/>
+            </w:pPr>
+            <w:r>
+              <w:t xml:space="preserve">Web-Schnittstelle, welche HTTP-Anfragen verwendet und Daten häufig im JSON-Format liefert.</w:t>
+            </w:r>
+          </w:p>
+        </w:tc>
+      </w:tr>
+      <w:tr>
+        <w:tc>
+          <w:tcPr/>
+          <w:p>
+            <w:pPr>
+              <w:pStyle w:val="Compact"/>
+            </w:pPr>
+            <w:r>
+              <w:t xml:space="preserve">HTTP</w:t>
+            </w:r>
+          </w:p>
+        </w:tc>
+        <w:tc>
+          <w:tcPr/>
+          <w:p>
+            <w:pPr>
+              <w:pStyle w:val="Compact"/>
+            </w:pPr>
+            <w:r>
+              <w:t xml:space="preserve">Protokoll zur Kommunikation zwischen Webbrowsern und Webservern.</w:t>
+            </w:r>
+          </w:p>
+        </w:tc>
+      </w:tr>
+      <w:tr>
+        <w:tc>
+          <w:tcPr/>
+          <w:p>
+            <w:pPr>
+              <w:pStyle w:val="Compact"/>
+            </w:pPr>
+            <w:r>
+              <w:t xml:space="preserve">JSON</w:t>
+            </w:r>
+          </w:p>
+        </w:tc>
+        <w:tc>
+          <w:tcPr/>
+          <w:p>
+            <w:pPr>
+              <w:pStyle w:val="Compact"/>
+            </w:pPr>
+            <w:r>
+              <w:t xml:space="preserve">Leichtgewichtiges Datenformat zum Austausch strukturierter Informationen.</w:t>
+            </w:r>
+          </w:p>
+        </w:tc>
+      </w:tr>
+      <w:tr>
+        <w:tc>
+          <w:tcPr/>
+          <w:p>
+            <w:pPr>
+              <w:pStyle w:val="Compact"/>
+            </w:pPr>
+            <w:r>
+              <w:t xml:space="preserve">TLE (Two-Line Element Set)</w:t>
+            </w:r>
+          </w:p>
+        </w:tc>
+        <w:tc>
+          <w:tcPr/>
+          <w:p>
+            <w:pPr>
+              <w:pStyle w:val="Compact"/>
+            </w:pPr>
+            <w:r>
+              <w:t xml:space="preserve">Standardformat zur Beschreibung der Umlaufbahn eines Satelliten.</w:t>
+            </w:r>
+          </w:p>
+        </w:tc>
+      </w:tr>
+      <w:tr>
+        <w:tc>
+          <w:tcPr/>
+          <w:p>
+            <w:pPr>
+              <w:pStyle w:val="Compact"/>
+            </w:pPr>
+            <w:r>
+              <w:t xml:space="preserve">NORAD-ID</w:t>
+            </w:r>
+          </w:p>
+        </w:tc>
+        <w:tc>
+          <w:tcPr/>
+          <w:p>
+            <w:pPr>
+              <w:pStyle w:val="Compact"/>
+            </w:pPr>
+            <w:r>
+              <w:t xml:space="preserve">Weltweit eindeutige Identifikationsnummer eines Satelliten.</w:t>
+            </w:r>
+          </w:p>
+        </w:tc>
+      </w:tr>
+      <w:tr>
+        <w:tc>
+          <w:tcPr/>
+          <w:p>
+            <w:pPr>
+              <w:pStyle w:val="Compact"/>
+            </w:pPr>
+            <w:r>
+              <w:t xml:space="preserve">Orbit</w:t>
+            </w:r>
+          </w:p>
+        </w:tc>
+        <w:tc>
+          <w:tcPr/>
+          <w:p>
+            <w:pPr>
+              <w:pStyle w:val="Compact"/>
+            </w:pPr>
+            <w:r>
+              <w:t xml:space="preserve">Umlaufbahn eines Satelliten um die Erde.</w:t>
+            </w:r>
+          </w:p>
+        </w:tc>
+      </w:tr>
+      <w:tr>
+        <w:tc>
+          <w:tcPr/>
+          <w:p>
+            <w:pPr>
+              <w:pStyle w:val="Compact"/>
+            </w:pPr>
+            <w:r>
+              <w:t xml:space="preserve">ECI-Koordinaten</w:t>
+            </w:r>
+          </w:p>
+        </w:tc>
+        <w:tc>
+          <w:tcPr/>
+          <w:p>
+            <w:pPr>
+              <w:pStyle w:val="Compact"/>
+            </w:pPr>
+            <w:r>
+              <w:t xml:space="preserve">Earth-Centered Inertial Koordinatensystem zur Berechnung von Satellitenpositionen.</w:t>
+            </w:r>
+          </w:p>
+        </w:tc>
+      </w:tr>
+      <w:tr>
+        <w:tc>
+          <w:tcPr/>
+          <w:p>
+            <w:pPr>
+              <w:pStyle w:val="Compact"/>
+            </w:pPr>
+            <w:r>
+              <w:t xml:space="preserve">Geografische Koordinaten</w:t>
+            </w:r>
+          </w:p>
+        </w:tc>
+        <w:tc>
+          <w:tcPr/>
+          <w:p>
+            <w:pPr>
+              <w:pStyle w:val="Compact"/>
+            </w:pPr>
+            <w:r>
+              <w:t xml:space="preserve">Beschreibung eines Ortes durch Breiten- und Längengrad.</w:t>
+            </w:r>
+          </w:p>
+        </w:tc>
+      </w:tr>
+      <w:tr>
+        <w:tc>
+          <w:tcPr/>
+          <w:p>
+            <w:pPr>
+              <w:pStyle w:val="Compact"/>
+            </w:pPr>
+            <w:r>
+              <w:t xml:space="preserve">Rendering</w:t>
+            </w:r>
+          </w:p>
+        </w:tc>
+        <w:tc>
+          <w:tcPr/>
+          <w:p>
+            <w:pPr>
+              <w:pStyle w:val="Compact"/>
+            </w:pPr>
+            <w:r>
+              <w:t xml:space="preserve">Berechnung und Darstellung einer grafischen Szene durch den Computer.</w:t>
+            </w:r>
+          </w:p>
+        </w:tc>
+      </w:tr>
+      <w:tr>
+        <w:tc>
+          <w:tcPr/>
+          <w:p>
+            <w:pPr>
+              <w:pStyle w:val="Compact"/>
+            </w:pPr>
+            <w:r>
+              <w:t xml:space="preserve">3D-Globus</w:t>
+            </w:r>
+          </w:p>
+        </w:tc>
+        <w:tc>
+          <w:tcPr/>
+          <w:p>
+            <w:pPr>
+              <w:pStyle w:val="Compact"/>
+            </w:pPr>
+            <w:r>
+              <w:t xml:space="preserve">Dreidimensionale Darstellung der Erde zur Visualisierung von Satellitenpositionen.</w:t>
+            </w:r>
+          </w:p>
+        </w:tc>
+      </w:tr>
+      <w:tr>
+        <w:tc>
+          <w:tcPr/>
+          <w:p>
+            <w:pPr>
+              <w:pStyle w:val="Compact"/>
+            </w:pPr>
+            <w:r>
+              <w:t xml:space="preserve">Three.js</w:t>
+            </w:r>
+          </w:p>
+        </w:tc>
+        <w:tc>
+          <w:tcPr/>
+          <w:p>
+            <w:pPr>
+              <w:pStyle w:val="Compact"/>
+            </w:pPr>
+            <w:r>
+              <w:t xml:space="preserve">JavaScript-Bibliothek zur Erstellung interaktiver 3D-Grafiken im Browser.</w:t>
+            </w:r>
+          </w:p>
+        </w:tc>
+      </w:tr>
+      <w:tr>
+        <w:tc>
+          <w:tcPr/>
+          <w:p>
+            <w:pPr>
+              <w:pStyle w:val="Compact"/>
+            </w:pPr>
+            <w:r>
+              <w:t xml:space="preserve">satellite.js</w:t>
+            </w:r>
+          </w:p>
+        </w:tc>
+        <w:tc>
+          <w:tcPr/>
+          <w:p>
+            <w:pPr>
+              <w:pStyle w:val="Compact"/>
+            </w:pPr>
+            <w:r>
+              <w:t xml:space="preserve">JavaScript-Bibliothek zur Berechnung von Satellitenpositionen aus TLE-Daten.</w:t>
+            </w:r>
+          </w:p>
+        </w:tc>
+      </w:tr>
+      <w:tr>
+        <w:tc>
+          <w:tcPr/>
+          <w:p>
+            <w:pPr>
+              <w:pStyle w:val="Compact"/>
+            </w:pPr>
+            <w:r>
+              <w:t xml:space="preserve">Sprite</w:t>
+            </w:r>
+          </w:p>
+        </w:tc>
+        <w:tc>
+          <w:tcPr/>
+          <w:p>
+            <w:pPr>
+              <w:pStyle w:val="Compact"/>
+            </w:pPr>
+            <w:r>
+              <w:t xml:space="preserve">Zweidimensionales Objekt, das in einer 3D-Szene dargestellt wird.</w:t>
+            </w:r>
+          </w:p>
+        </w:tc>
+      </w:tr>
+      <w:tr>
+        <w:tc>
+          <w:tcPr/>
+          <w:p>
+            <w:pPr>
+              <w:pStyle w:val="Compact"/>
+            </w:pPr>
+            <w:r>
+              <w:t xml:space="preserve">Raycasting</w:t>
+            </w:r>
+          </w:p>
+        </w:tc>
+        <w:tc>
+          <w:tcPr/>
+          <w:p>
+            <w:pPr>
+              <w:pStyle w:val="Compact"/>
+            </w:pPr>
+            <w:r>
+              <w:t xml:space="preserve">Verfahren zur Erkennung, welches Objekt der Benutzer mit der Maus auswählt.</w:t>
+            </w:r>
+          </w:p>
+        </w:tc>
+      </w:tr>
+      <w:tr>
+        <w:tc>
+          <w:tcPr/>
+          <w:p>
+            <w:pPr>
+              <w:pStyle w:val="Compact"/>
+            </w:pPr>
+            <w:r>
+              <w:t xml:space="preserve">User Experience (UX)</w:t>
+            </w:r>
+          </w:p>
+        </w:tc>
+        <w:tc>
+          <w:tcPr/>
+          <w:p>
+            <w:pPr>
+              <w:pStyle w:val="Compact"/>
+            </w:pPr>
+            <w:r>
+              <w:t xml:space="preserve">Gesamteindruck und Benutzererlebnis bei der Verwendung einer Anwendung.</w:t>
+            </w:r>
+          </w:p>
+        </w:tc>
+      </w:tr>
+      <w:tr>
+        <w:tc>
+          <w:tcPr/>
+          <w:p>
+            <w:pPr>
+              <w:pStyle w:val="Compact"/>
+            </w:pPr>
+            <w:r>
+              <w:t xml:space="preserve">ISO 9241-110</w:t>
+            </w:r>
+          </w:p>
+        </w:tc>
+        <w:tc>
+          <w:tcPr/>
+          <w:p>
+            <w:pPr>
+              <w:pStyle w:val="Compact"/>
+            </w:pPr>
+            <w:r>
+              <w:t xml:space="preserve">Internationale Norm für Grundsätze der benutzerfreundlichen Dialoggestaltung.</w:t>
+            </w:r>
+          </w:p>
+        </w:tc>
+      </w:tr>
+      <w:tr>
+        <w:tc>
+          <w:tcPr/>
+          <w:p>
+            <w:pPr>
+              <w:pStyle w:val="Compact"/>
+            </w:pPr>
+            <w:r>
+              <w:t xml:space="preserve">Docker</w:t>
+            </w:r>
+          </w:p>
+        </w:tc>
+        <w:tc>
+          <w:tcPr/>
+          <w:p>
+            <w:pPr>
+              <w:pStyle w:val="Compact"/>
+            </w:pPr>
+            <w:r>
+              <w:t xml:space="preserve">Plattform zur Ausführung von Anwendungen in isolierten Containern.</w:t>
+            </w:r>
+          </w:p>
+        </w:tc>
+      </w:tr>
+      <w:tr>
+        <w:tc>
+          <w:tcPr/>
+          <w:p>
+            <w:pPr>
+              <w:pStyle w:val="Compact"/>
+            </w:pPr>
+            <w:r>
+              <w:t xml:space="preserve">Git</w:t>
+            </w:r>
+          </w:p>
+        </w:tc>
+        <w:tc>
+          <w:tcPr/>
+          <w:p>
+            <w:pPr>
+              <w:pStyle w:val="Compact"/>
+            </w:pPr>
+            <w:r>
+              <w:t xml:space="preserve">Versionsverwaltungssystem zur Nachverfolgung von Änderungen im Quellcode.</w:t>
+            </w:r>
+          </w:p>
+        </w:tc>
+      </w:tr>
+      <w:tr>
+        <w:tc>
+          <w:tcPr/>
+          <w:p>
+            <w:pPr>
+              <w:pStyle w:val="Compact"/>
+            </w:pPr>
+            <w:r>
+              <w:t xml:space="preserve">Repository</w:t>
+            </w:r>
+          </w:p>
+        </w:tc>
+        <w:tc>
+          <w:tcPr/>
+          <w:p>
+            <w:pPr>
+              <w:pStyle w:val="Compact"/>
+            </w:pPr>
+            <w:r>
+              <w:t xml:space="preserve">Speicherort eines Git-Projekts mit allen Dateien und Versionsinformationen.</w:t>
+            </w:r>
+          </w:p>
+        </w:tc>
+      </w:tr>
+      <w:tr>
+        <w:tc>
+          <w:tcPr/>
+          <w:p>
+            <w:pPr>
+              <w:pStyle w:val="Compact"/>
+            </w:pPr>
+            <w:r>
+              <w:t xml:space="preserve">Frontend</w:t>
+            </w:r>
+          </w:p>
+        </w:tc>
+        <w:tc>
+          <w:tcPr/>
+          <w:p>
+            <w:pPr>
+              <w:pStyle w:val="Compact"/>
+            </w:pPr>
+            <w:r>
+              <w:t xml:space="preserve">Teil einer Anwendung, mit dem der Benutzer direkt interagiert.</w:t>
+            </w:r>
+          </w:p>
+        </w:tc>
+      </w:tr>
+      <w:tr>
+        <w:tc>
+          <w:tcPr/>
+          <w:p>
+            <w:pPr>
+              <w:pStyle w:val="Compact"/>
+            </w:pPr>
+            <w:r>
+              <w:t xml:space="preserve">Backend</w:t>
+            </w:r>
+          </w:p>
+        </w:tc>
+        <w:tc>
+          <w:tcPr/>
+          <w:p>
+            <w:pPr>
+              <w:pStyle w:val="Compact"/>
+            </w:pPr>
+            <w:r>
+              <w:t xml:space="preserve">Serverseitiger Teil einer Anwendung. In diesem Projekt wird bewusst kein Backend verwendet.</w:t>
+            </w:r>
+          </w:p>
+        </w:tc>
+      </w:tr>
+      <w:tr>
+        <w:tc>
+          <w:tcPr/>
+          <w:p>
+            <w:pPr>
+              <w:pStyle w:val="Compact"/>
+            </w:pPr>
+            <w:r>
+              <w:t xml:space="preserve">Caching</w:t>
+            </w:r>
+          </w:p>
+        </w:tc>
+        <w:tc>
+          <w:tcPr/>
+          <w:p>
+            <w:pPr>
+              <w:pStyle w:val="Compact"/>
+            </w:pPr>
+            <w:r>
+              <w:t xml:space="preserve">Zwischenspeichern von Daten, um wiederholte Anfragen zu beschleunigen und APIs zu entlasten.</w:t>
+            </w:r>
+          </w:p>
+        </w:tc>
+      </w:tr>
+      <w:tr>
+        <w:tc>
+          <w:tcPr/>
+          <w:p>
+            <w:pPr>
+              <w:pStyle w:val="Compact"/>
+            </w:pPr>
+            <w:r>
+              <w:t xml:space="preserve">Deployment</w:t>
+            </w:r>
+          </w:p>
+        </w:tc>
+        <w:tc>
+          <w:tcPr/>
+          <w:p>
+            <w:pPr>
+              <w:pStyle w:val="Compact"/>
+            </w:pPr>
+            <w:r>
+              <w:t xml:space="preserve">Bereitstellung einer Anwendung auf einem Server oder Webhosting.</w:t>
+            </w:r>
+          </w:p>
+        </w:tc>
+      </w:tr>
+      <w:tr>
+        <w:tc>
+          <w:tcPr/>
+          <w:p>
+            <w:pPr>
+              <w:pStyle w:val="Compact"/>
+            </w:pPr>
+            <w:r>
+              <w:t xml:space="preserve">Globe Engine</w:t>
+            </w:r>
+          </w:p>
+        </w:tc>
+        <w:tc>
+          <w:tcPr/>
+          <w:p>
+            <w:pPr>
+              <w:pStyle w:val="Compact"/>
+            </w:pPr>
+            <w:r>
+              <w:t xml:space="preserve">Softwarekomponente, welche den 3D-Globus sowie Kamera und Darstellung verwaltet.</w:t>
+            </w:r>
+          </w:p>
+        </w:tc>
+      </w:tr>
+      <w:tr>
+        <w:tc>
+          <w:tcPr/>
+          <w:p>
+            <w:pPr>
+              <w:pStyle w:val="Compact"/>
+            </w:pPr>
+            <w:r>
+              <w:t xml:space="preserve">Objektorientierte Programmierung (OOP)</w:t>
+            </w:r>
+          </w:p>
+        </w:tc>
+        <w:tc>
+          <w:tcPr/>
+          <w:p>
+            <w:pPr>
+              <w:pStyle w:val="Compact"/>
+            </w:pPr>
+            <w:r>
+              <w:t xml:space="preserve">Programmierparadigma, bei dem Programme aus Objekten mit Daten und Funktionen aufgebaut werden.</w:t>
+            </w:r>
+          </w:p>
+        </w:tc>
+      </w:tr>
+    </w:tbl>
+    <w:bookmarkEnd w:id="86"/>
+    <w:bookmarkStart w:id="87" w:name="sourcecode"/>
+    <w:p>
+      <w:pPr>
+        <w:pStyle w:val="Heading2"/>
+      </w:pPr>
+      <w:r>
+        <w:t xml:space="preserve">2.10 Sourcecode</w:t>
+      </w:r>
+    </w:p>
+    <w:p>
+      <w:pPr>
+        <w:pStyle w:val="FirstParagraph"/>
+      </w:pPr>
+      <w:r>
+        <w:t xml:space="preserve">Unseren gesamten Quellcode finden sie auf GitHub unter</w:t>
+      </w:r>
+      <w:r>
+        <w:t xml:space="preserve"> </w:t>
+      </w:r>
+      <w:hyperlink r:id="rId44">
+        <w:r>
+          <w:rPr>
+            <w:rStyle w:val="Hyperlink"/>
+          </w:rPr>
+          <w:t xml:space="preserve">github.com/Keinstein0/M306-Projektarbeit</w:t>
+        </w:r>
+      </w:hyperlink>
+    </w:p>
+    <w:bookmarkEnd w:id="87"/>
+    <w:bookmarkEnd w:id="88"/>
     <w:sectPr>
       <w:footerReference r:id="rId6" w:type="default"/>
       <w:pgSz w:code="9" w:h="16838" w:w="11906"/>
@@ -6788,6 +7748,91 @@
       </w:rPr>
     </w:lvl>
   </w:abstractNum>
+  <w:abstractNum w:abstractNumId="99411">
+    <w:nsid w:val="00A99411"/>
+    <w:multiLevelType w:val="multilevel"/>
+    <w:lvl w:ilvl="0">
+      <w:start w:val="1"/>
+      <w:numFmt w:val="decimal"/>
+      <w:lvlText w:val="%1."/>
+      <w:lvlJc w:val="left"/>
+      <w:pPr>
+        <w:ind w:left="720" w:hanging="360"/>
+      </w:pPr>
+    </w:lvl>
+    <w:lvl w:ilvl="1">
+      <w:start w:val="1"/>
+      <w:numFmt w:val="decimal"/>
+      <w:lvlText w:val="%2."/>
+      <w:lvlJc w:val="left"/>
+      <w:pPr>
+        <w:ind w:left="1440" w:hanging="360"/>
+      </w:pPr>
+    </w:lvl>
+    <w:lvl w:ilvl="2">
+      <w:start w:val="1"/>
+      <w:numFmt w:val="decimal"/>
+      <w:lvlText w:val="%3."/>
+      <w:lvlJc w:val="left"/>
+      <w:pPr>
+        <w:ind w:left="2160" w:hanging="360"/>
+      </w:pPr>
+    </w:lvl>
+    <w:lvl w:ilvl="3">
+      <w:start w:val="1"/>
+      <w:numFmt w:val="decimal"/>
+      <w:lvlText w:val="%4."/>
+      <w:lvlJc w:val="left"/>
+      <w:pPr>
+        <w:ind w:left="2880" w:hanging="360"/>
+      </w:pPr>
+    </w:lvl>
+    <w:lvl w:ilvl="4">
+      <w:start w:val="1"/>
+      <w:numFmt w:val="decimal"/>
+      <w:lvlText w:val="%5."/>
+      <w:lvlJc w:val="left"/>
+      <w:pPr>
+        <w:ind w:left="3600" w:hanging="360"/>
+      </w:pPr>
+    </w:lvl>
+    <w:lvl w:ilvl="5">
+      <w:start w:val="1"/>
+      <w:numFmt w:val="decimal"/>
+      <w:lvlText w:val="%6."/>
+      <w:lvlJc w:val="left"/>
+      <w:pPr>
+        <w:ind w:left="4320" w:hanging="360"/>
+      </w:pPr>
+    </w:lvl>
+    <w:lvl w:ilvl="6">
+      <w:start w:val="1"/>
+      <w:numFmt w:val="decimal"/>
+      <w:lvlText w:val="%7."/>
+      <w:lvlJc w:val="left"/>
+      <w:pPr>
+        <w:ind w:left="5040" w:hanging="360"/>
+      </w:pPr>
+    </w:lvl>
+    <w:lvl w:ilvl="7">
+      <w:start w:val="1"/>
+      <w:numFmt w:val="decimal"/>
+      <w:lvlText w:val="%8."/>
+      <w:lvlJc w:val="left"/>
+      <w:pPr>
+        <w:ind w:left="5760" w:hanging="360"/>
+      </w:pPr>
+    </w:lvl>
+    <w:lvl w:ilvl="8">
+      <w:start w:val="1"/>
+      <w:numFmt w:val="decimal"/>
+      <w:lvlText w:val="%9."/>
+      <w:lvlJc w:val="left"/>
+      <w:pPr>
+        <w:ind w:left="6480" w:hanging="360"/>
+      </w:pPr>
+    </w:lvl>
+  </w:abstractNum>
   <w:num w:numId="1000">
     <w:abstractNumId w:val="990"/>
   </w:num>
@@ -6802,6 +7847,36 @@
   </w:num>
   <w:num w:numId="1004">
     <w:abstractNumId w:val="991"/>
+  </w:num>
+  <w:num w:numId="1005">
+    <w:abstractNumId w:val="99411"/>
+    <w:lvlOverride w:ilvl="0">
+      <w:startOverride w:val="1"/>
+    </w:lvlOverride>
+    <w:lvlOverride w:ilvl="1">
+      <w:startOverride w:val="1"/>
+    </w:lvlOverride>
+    <w:lvlOverride w:ilvl="2">
+      <w:startOverride w:val="1"/>
+    </w:lvlOverride>
+    <w:lvlOverride w:ilvl="3">
+      <w:startOverride w:val="1"/>
+    </w:lvlOverride>
+    <w:lvlOverride w:ilvl="4">
+      <w:startOverride w:val="1"/>
+    </w:lvlOverride>
+    <w:lvlOverride w:ilvl="5">
+      <w:startOverride w:val="1"/>
+    </w:lvlOverride>
+    <w:lvlOverride w:ilvl="6">
+      <w:startOverride w:val="1"/>
+    </w:lvlOverride>
+    <w:lvlOverride w:ilvl="7">
+      <w:startOverride w:val="1"/>
+    </w:lvlOverride>
+    <w:lvlOverride w:ilvl="8">
+      <w:startOverride w:val="1"/>
+    </w:lvlOverride>
   </w:num>
 </w:numbering>
 </file>
@@ -7866,6 +8941,17 @@
       </w:tcPr>
     </w:tblStylePr>
   </w:style>
+  <w:style w:styleId="Hyperlink" w:type="character">
+    <w:name w:val="Hyperlink"/>
+    <w:basedOn w:val="DefaultParagraphFont"/>
+    <w:uiPriority w:val="99"/>
+    <w:unhideWhenUsed/>
+    <w:rsid w:val="00664762"/>
+    <w:rPr>
+      <w:color w:themeColor="accent1" w:themeTint="99" w:val="45B0E1"/>
+      <w:u w:val="single"/>
+    </w:rPr>
+  </w:style>
   <w:style w:type="paragraph" w:customStyle="1" w:styleId="SourceCode">
     <w:name w:val="Source Code"/>
     <w:basedOn w:val="Normal"/>
